--- a/Reactivos_por_Dimension/14_Sustancias_Ilicitas.docx
+++ b/Reactivos_por_Dimension/14_Sustancias_Ilicitas.docx
@@ -77,7 +77,7 @@
         <w:spacing w:after="150" w:before="300"/>
       </w:pPr>
       <w:r>
-        <w:t xml:space="preserve">Reactivos de la dimensión 14. Sustancias Ilícitas (3 reactivos)</w:t>
+        <w:t xml:space="preserve">Reactivos de la dimensión 14. Sustancias Ilícitas (10 reactivos)</w:t>
       </w:r>
     </w:p>
     <w:p>
@@ -86,7 +86,7 @@
         <w:spacing w:after="100" w:before="200"/>
       </w:pPr>
       <w:r>
-        <w:t xml:space="preserve">R052 — Consumo declarado de sustancias ilícitas</w:t>
+        <w:t xml:space="preserve">R131 — Opinión/Actitud — indicador 1 (Consumo declarado o tolerancia hacia el consumo de sustancias ilícitas…)</w:t>
       </w:r>
     </w:p>
     <w:p>
@@ -101,7 +101,7 @@
         <w:t xml:space="preserve">Tipo de reactivo: </w:t>
       </w:r>
       <w:r>
-        <w:t xml:space="preserve">3-Involucramiento pasado</w:t>
+        <w:t xml:space="preserve">1-Opinión/Actitud</w:t>
       </w:r>
     </w:p>
     <w:p>
@@ -131,7 +131,7 @@
         <w:t xml:space="preserve">Pregunta completa (variante base): </w:t>
       </w:r>
       <w:r>
-        <w:t xml:space="preserve">En los últimos 12 meses, ¿cuántas veces has consumido alguna sustancia cuyo consumo no está permitido por la ley?</w:t>
+        <w:t xml:space="preserve">¿Qué tan de acuerdo estás con la siguiente idea: "Consumir ocasionalmente una sustancia no permitida por la ley, de forma recreativa, no debería considerarse un problema si se hace con moderación"?</w:t>
       </w:r>
     </w:p>
     <w:p>
@@ -152,34 +152,43 @@
         <w:ind w:left="200"/>
       </w:pPr>
       <w:r>
-        <w:t xml:space="preserve">Variante 1 (base): En los últimos 12 meses, ¿cuántas veces has consumido alguna sustancia cuyo consumo no está permitido por la ley?</w:t>
-      </w:r>
-    </w:p>
-    <w:p>
-      <w:pPr>
-        <w:spacing w:after="60"/>
-        <w:ind w:left="200"/>
-      </w:pPr>
-      <w:r>
-        <w:t xml:space="preserve">Variante 2: En los últimos 12 meses, ¿cuántas veces has aceptado consumir algo no permitido por la ley en una reunión social por no quedar mal con el grupo?</w:t>
-      </w:r>
-    </w:p>
-    <w:p>
-      <w:pPr>
-        <w:spacing w:after="60"/>
-        <w:ind w:left="200"/>
-      </w:pPr>
-      <w:r>
-        <w:t xml:space="preserve">Variante 3: En los últimos 12 meses, ¿cuántas veces has estado presente ayudando a conseguir o compartir una sustancia no permitida por la ley entre conocidos?</w:t>
-      </w:r>
-    </w:p>
-    <w:p>
-      <w:pPr>
-        <w:spacing w:after="60"/>
-        <w:ind w:left="200"/>
-      </w:pPr>
-      <w:r>
-        <w:t xml:space="preserve">Variante 4: En los últimos 12 meses, ¿cuántas veces has consumido una sustancia no permitida por la ley antes de una actividad importante (trabajo, manejar, un compromiso)?</w:t>
+        <w:t xml:space="preserve">Variante 1 (base): ¿Qué tan de acuerdo estás con la siguiente idea: "Consumir ocasionalmente una sustancia no permitida por la ley, de forma recreativa, no debería considerarse un problema si se hace con moderación"?</w:t>
+      </w:r>
+    </w:p>
+    <w:p>
+      <w:pPr>
+        <w:spacing w:after="60"/>
+        <w:ind w:left="200"/>
+      </w:pPr>
+      <w:r>
+        <w:t xml:space="preserve">Variante 2: En términos generales, ¿qué tan de acuerdo o en desacuerdo estás con esta afirmación: "Consumir ocasionalmente una sustancia no permitida por la ley, de forma recreativa, no debería considerarse un problema si se hace con moderación"?</w:t>
+      </w:r>
+    </w:p>
+    <w:p>
+      <w:pPr>
+        <w:spacing w:after="60"/>
+        <w:ind w:left="200"/>
+      </w:pPr>
+      <w:r>
+        <w:t xml:space="preserve">Variante 3: Lee la siguiente frase e indica tu nivel de acuerdo: "Consumir ocasionalmente una sustancia no permitida por la ley, de forma recreativa, no debería considerarse un problema si se hace con moderación".</w:t>
+      </w:r>
+    </w:p>
+    <w:p>
+      <w:pPr>
+        <w:spacing w:after="60"/>
+        <w:ind w:left="200"/>
+      </w:pPr>
+      <w:r>
+        <w:t xml:space="preserve">Variante 4: ¿Hasta qué punto compartes esta forma de pensar: "Consumir ocasionalmente una sustancia no permitida por la ley, de forma recreativa, no debería considerarse un problema si se hace con moderación"?</w:t>
+      </w:r>
+    </w:p>
+    <w:p>
+      <w:pPr>
+        <w:spacing w:after="60"/>
+        <w:ind w:left="200"/>
+      </w:pPr>
+      <w:r>
+        <w:t xml:space="preserve">Variante 5: Marca qué tan de acuerdo estás con la siguiente idea: "Consumir ocasionalmente una sustancia no permitida por la ley, de forma recreativa, no debería considerarse un problema si se hace con moderación".</w:t>
       </w:r>
     </w:p>
     <w:p>
@@ -194,7 +203,7 @@
         <w:t xml:space="preserve">Opciones de respuesta y valor de cada una: </w:t>
       </w:r>
       <w:r>
-        <w:t xml:space="preserve">Ninguna vez (0) / Una vez (1) / Pocas veces (2) / Varias veces (3) / Muchas veces o de forma habitual (4)</w:t>
+        <w:t xml:space="preserve">Totalmente en desacuerdo (0) / En desacuerdo (1) / Algo de acuerdo (2) / De acuerdo (3) / Totalmente de acuerdo (4)</w:t>
       </w:r>
     </w:p>
     <w:p>
@@ -224,7 +233,7 @@
         <w:t xml:space="preserve">Respuesta de menor riesgo: </w:t>
       </w:r>
       <w:r>
-        <w:t xml:space="preserve">Ninguna vez (valor 0)</w:t>
+        <w:t xml:space="preserve">Totalmente en desacuerdo (valor 0)</w:t>
       </w:r>
     </w:p>
     <w:p>
@@ -254,7 +263,7 @@
         <w:t xml:space="preserve">Reactivos de contraste (par espejo): </w:t>
       </w:r>
       <w:r>
-        <w:t xml:space="preserve">No aplica (las dimensiones Contextuales no tienen par espejo obligatorio, Fase 2 Sección 6).</w:t>
+        <w:t xml:space="preserve">R132 (par espejo 1 de la dimensión)</w:t>
       </w:r>
     </w:p>
     <w:p>
@@ -268,7 +277,7 @@
         <w:spacing w:after="100" w:before="200"/>
       </w:pPr>
       <w:r>
-        <w:t xml:space="preserve">R053 — Justificación del consumo como recreativo</w:t>
+        <w:t xml:space="preserve">R132 — Intención futura — indicador 1 (Consumo declarado o tolerancia hacia el consumo de sustancias ilícitas…)</w:t>
       </w:r>
     </w:p>
     <w:p>
@@ -283,7 +292,7 @@
         <w:t xml:space="preserve">Tipo de reactivo: </w:t>
       </w:r>
       <w:r>
-        <w:t xml:space="preserve">1-Opinión/Actitud</w:t>
+        <w:t xml:space="preserve">6-Intención futura</w:t>
       </w:r>
     </w:p>
     <w:p>
@@ -298,7 +307,7 @@
         <w:t xml:space="preserve">Indicador conductual (Fase 1): </w:t>
       </w:r>
       <w:r>
-        <w:t xml:space="preserve">Justificación del consumo como "recreativo" o "sin consecuencias".</w:t>
+        <w:t xml:space="preserve">Consumo declarado o tolerancia hacia el consumo de sustancias ilícitas.</w:t>
       </w:r>
     </w:p>
     <w:p>
@@ -313,7 +322,7 @@
         <w:t xml:space="preserve">Pregunta completa (variante base): </w:t>
       </w:r>
       <w:r>
-        <w:t xml:space="preserve">¿Qué tan de acuerdo estás con la siguiente idea: 'Consumir ocasionalmente una sustancia no permitida por la ley, de forma recreativa, no tiene consecuencias reales si se hace con moderación'?</w:t>
+        <w:t xml:space="preserve">Si te ofrecieran consumir una sustancia no permitida por la ley en un contexto social, ¿qué tan de acuerdo estás con que no la consumirías bajo ninguna circunstancia?</w:t>
       </w:r>
     </w:p>
     <w:p>
@@ -334,34 +343,43 @@
         <w:ind w:left="200"/>
       </w:pPr>
       <w:r>
-        <w:t xml:space="preserve">Variante 1 (base): ¿Qué tan de acuerdo estás con la siguiente idea: 'Consumir ocasionalmente una sustancia no permitida por la ley, de forma recreativa, no tiene consecuencias reales si se hace con moderación'?</w:t>
-      </w:r>
-    </w:p>
-    <w:p>
-      <w:pPr>
-        <w:spacing w:after="60"/>
-        <w:ind w:left="200"/>
-      </w:pPr>
-      <w:r>
-        <w:t xml:space="preserve">Variante 2: ¿Qué tan de acuerdo estás con la siguiente idea: 'Probar una sustancia no permitida por la ley en una fiesta, una sola vez, no dice nada malo de una persona'?</w:t>
-      </w:r>
-    </w:p>
-    <w:p>
-      <w:pPr>
-        <w:spacing w:after="60"/>
-        <w:ind w:left="200"/>
-      </w:pPr>
-      <w:r>
-        <w:t xml:space="preserve">Variante 3: ¿Qué tan de acuerdo estás con la siguiente idea: 'Si alguien consume una sustancia ilegal solo en su tiempo libre, eso no debería afectar cómo se le ve en el trabajo'?</w:t>
-      </w:r>
-    </w:p>
-    <w:p>
-      <w:pPr>
-        <w:spacing w:after="60"/>
-        <w:ind w:left="200"/>
-      </w:pPr>
-      <w:r>
-        <w:t xml:space="preserve">Variante 4: ¿Qué tan de acuerdo estás con la siguiente idea: 'Conseguir una sustancia no permitida por la ley para un amigo, sin consumirla uno mismo, no es realmente un problema'?</w:t>
+        <w:t xml:space="preserve">Variante 1 (base): Si te ofrecieran consumir una sustancia no permitida por la ley en un contexto social, ¿qué tan de acuerdo estás con que no la consumirías bajo ninguna circunstancia?</w:t>
+      </w:r>
+    </w:p>
+    <w:p>
+      <w:pPr>
+        <w:spacing w:after="60"/>
+        <w:ind w:left="200"/>
+      </w:pPr>
+      <w:r>
+        <w:t xml:space="preserve">Variante 2: Imagina que te ofrecieran consumir una sustancia no permitida por la ley en un contexto social. ¿Qué tan de acuerdo estás con que no la consumirías bajo ninguna circunstancia?</w:t>
+      </w:r>
+    </w:p>
+    <w:p>
+      <w:pPr>
+        <w:spacing w:after="60"/>
+        <w:ind w:left="200"/>
+      </w:pPr>
+      <w:r>
+        <w:t xml:space="preserve">Variante 3: Ante esta situación: te ofrecieran consumir una sustancia no permitida por la ley en un contexto social, ¿qué tan de acuerdo estás con que no la consumirías bajo ninguna circunstancia?</w:t>
+      </w:r>
+    </w:p>
+    <w:p>
+      <w:pPr>
+        <w:spacing w:after="60"/>
+        <w:ind w:left="200"/>
+      </w:pPr>
+      <w:r>
+        <w:t xml:space="preserve">Variante 4: Supón que te ofrecieran consumir una sustancia no permitida por la ley en un contexto social. ¿Qué tan de acuerdo estás en que no la consumirías bajo ninguna circunstancia?</w:t>
+      </w:r>
+    </w:p>
+    <w:p>
+      <w:pPr>
+        <w:spacing w:after="60"/>
+        <w:ind w:left="200"/>
+      </w:pPr>
+      <w:r>
+        <w:t xml:space="preserve">Variante 5: Te ofrecieran consumir una sustancia no permitida por la ley en un contexto social. ¿Qué tan de acuerdo estás con que no la consumirías bajo ninguna circunstancia?</w:t>
       </w:r>
     </w:p>
     <w:p>
@@ -391,7 +409,7 @@
         <w:t xml:space="preserve">Dirección: </w:t>
       </w:r>
       <w:r>
-        <w:t xml:space="preserve">Directo</w:t>
+        <w:t xml:space="preserve">Inverso</w:t>
       </w:r>
     </w:p>
     <w:p>
@@ -406,7 +424,7 @@
         <w:t xml:space="preserve">Respuesta de menor riesgo: </w:t>
       </w:r>
       <w:r>
-        <w:t xml:space="preserve">Totalmente en desacuerdo (valor 0)</w:t>
+        <w:t xml:space="preserve">Totalmente de acuerdo (valor 4)</w:t>
       </w:r>
     </w:p>
     <w:p>
@@ -421,7 +439,7 @@
         <w:t xml:space="preserve">Valor psicométrico (cómo se transforma la respuesta cruda): </w:t>
       </w:r>
       <w:r>
-        <w:t xml:space="preserve">Escala 0-4 según el orden de las opciones listado arriba; reactivo directo, sin inversión.</w:t>
+        <w:t xml:space="preserve">Escala 0-4 según el orden de las opciones listado arriba; reactivo inverso: el valor de reactivo se calcula como 4 menos la respuesta cruda.</w:t>
       </w:r>
     </w:p>
     <w:p>
@@ -436,7 +454,7 @@
         <w:t xml:space="preserve">Reactivos de contraste (par espejo): </w:t>
       </w:r>
       <w:r>
-        <w:t xml:space="preserve">No aplica (las dimensiones Contextuales no tienen par espejo obligatorio, Fase 2 Sección 6).</w:t>
+        <w:t xml:space="preserve">R131 (par espejo 1 de la dimensión)</w:t>
       </w:r>
     </w:p>
     <w:p>
@@ -450,7 +468,7 @@
         <w:spacing w:after="100" w:before="200"/>
       </w:pPr>
       <w:r>
-        <w:t xml:space="preserve">R054 — Disposición a consumir en contextos de riesgo laboral</w:t>
+        <w:t xml:space="preserve">R133 — Involucramiento pasado — indicador 2 (Justificación del consumo como "recreativo" o "sin consecuencias".)</w:t>
       </w:r>
     </w:p>
     <w:p>
@@ -465,6 +483,197 @@
         <w:t xml:space="preserve">Tipo de reactivo: </w:t>
       </w:r>
       <w:r>
+        <w:t xml:space="preserve">3-Involucramiento pasado</w:t>
+      </w:r>
+    </w:p>
+    <w:p>
+      <w:pPr>
+        <w:spacing w:after="90"/>
+      </w:pPr>
+      <w:r>
+        <w:rPr>
+          <w:b/>
+          <w:bCs/>
+        </w:rPr>
+        <w:t xml:space="preserve">Indicador conductual (Fase 1): </w:t>
+      </w:r>
+      <w:r>
+        <w:t xml:space="preserve">Justificación del consumo como "recreativo" o "sin consecuencias".</w:t>
+      </w:r>
+    </w:p>
+    <w:p>
+      <w:pPr>
+        <w:spacing w:after="90"/>
+      </w:pPr>
+      <w:r>
+        <w:rPr>
+          <w:b/>
+          <w:bCs/>
+        </w:rPr>
+        <w:t xml:space="preserve">Pregunta completa (variante base): </w:t>
+      </w:r>
+      <w:r>
+        <w:t xml:space="preserve">En tu último año de actividad laboral, ¿cuántas veces consumiste una sustancia no permitida por la ley, diciéndote que era algo recreativo y sin consecuencias reales?</w:t>
+      </w:r>
+    </w:p>
+    <w:p>
+      <w:pPr>
+        <w:spacing w:after="60"/>
+      </w:pPr>
+      <w:r>
+        <w:rPr>
+          <w:b/>
+          <w:bCs/>
+        </w:rPr>
+        <w:t xml:space="preserve">Variantes de redacción (se muestra 1 al azar por aplicación):</w:t>
+      </w:r>
+    </w:p>
+    <w:p>
+      <w:pPr>
+        <w:spacing w:after="60"/>
+        <w:ind w:left="200"/>
+      </w:pPr>
+      <w:r>
+        <w:t xml:space="preserve">Variante 1 (base): En tu último año de actividad laboral, ¿cuántas veces consumiste una sustancia no permitida por la ley, diciéndote que era algo recreativo y sin consecuencias reales?</w:t>
+      </w:r>
+    </w:p>
+    <w:p>
+      <w:pPr>
+        <w:spacing w:after="60"/>
+        <w:ind w:left="200"/>
+      </w:pPr>
+      <w:r>
+        <w:t xml:space="preserve">Variante 2: Pensando en los últimos 12 meses, ¿cuántas veces consumiste una sustancia no permitida por la ley, diciéndote que era algo recreativo y sin consecuencias reales?</w:t>
+      </w:r>
+    </w:p>
+    <w:p>
+      <w:pPr>
+        <w:spacing w:after="60"/>
+        <w:ind w:left="200"/>
+      </w:pPr>
+      <w:r>
+        <w:t xml:space="preserve">Variante 3: ¿Con qué frecuencia, en tu historial reciente, consumiste una sustancia no permitida por la ley, diciéndote que era algo recreativo y sin consecuencias reales?</w:t>
+      </w:r>
+    </w:p>
+    <w:p>
+      <w:pPr>
+        <w:spacing w:after="60"/>
+        <w:ind w:left="200"/>
+      </w:pPr>
+      <w:r>
+        <w:t xml:space="preserve">Variante 4: En el último año, ¿cuántas veces te ha ocurrido que consumiste una sustancia no permitida por la ley, diciéndote que era algo recreativo y sin consecuencias reales?</w:t>
+      </w:r>
+    </w:p>
+    <w:p>
+      <w:pPr>
+        <w:spacing w:after="60"/>
+        <w:ind w:left="200"/>
+      </w:pPr>
+      <w:r>
+        <w:t xml:space="preserve">Variante 5: Durante el último año, ¿cuántas veces consumiste una sustancia no permitida por la ley, diciéndote que era algo recreativo y sin consecuencias reales?</w:t>
+      </w:r>
+    </w:p>
+    <w:p>
+      <w:pPr>
+        <w:spacing w:after="90"/>
+      </w:pPr>
+      <w:r>
+        <w:rPr>
+          <w:b/>
+          <w:bCs/>
+        </w:rPr>
+        <w:t xml:space="preserve">Opciones de respuesta y valor de cada una: </w:t>
+      </w:r>
+      <w:r>
+        <w:t xml:space="preserve">Ninguna vez (0) / Una vez (1) / Pocas veces (2) / Varias veces (3) / Muchas veces o de forma habitual (4)</w:t>
+      </w:r>
+    </w:p>
+    <w:p>
+      <w:pPr>
+        <w:spacing w:after="90"/>
+      </w:pPr>
+      <w:r>
+        <w:rPr>
+          <w:b/>
+          <w:bCs/>
+        </w:rPr>
+        <w:t xml:space="preserve">Dirección: </w:t>
+      </w:r>
+      <w:r>
+        <w:t xml:space="preserve">Directo</w:t>
+      </w:r>
+    </w:p>
+    <w:p>
+      <w:pPr>
+        <w:spacing w:after="90"/>
+      </w:pPr>
+      <w:r>
+        <w:rPr>
+          <w:b/>
+          <w:bCs/>
+        </w:rPr>
+        <w:t xml:space="preserve">Respuesta de menor riesgo: </w:t>
+      </w:r>
+      <w:r>
+        <w:t xml:space="preserve">Ninguna vez (valor 0)</w:t>
+      </w:r>
+    </w:p>
+    <w:p>
+      <w:pPr>
+        <w:spacing w:after="90"/>
+      </w:pPr>
+      <w:r>
+        <w:rPr>
+          <w:b/>
+          <w:bCs/>
+        </w:rPr>
+        <w:t xml:space="preserve">Valor psicométrico (cómo se transforma la respuesta cruda): </w:t>
+      </w:r>
+      <w:r>
+        <w:t xml:space="preserve">Escala 0-4 según el orden de las opciones listado arriba; reactivo directo, sin inversión.</w:t>
+      </w:r>
+    </w:p>
+    <w:p>
+      <w:pPr>
+        <w:spacing w:after="90"/>
+      </w:pPr>
+      <w:r>
+        <w:rPr>
+          <w:b/>
+          <w:bCs/>
+        </w:rPr>
+        <w:t xml:space="preserve">Reactivos de contraste (par espejo): </w:t>
+      </w:r>
+      <w:r>
+        <w:t xml:space="preserve">R134 (par espejo 2 de la dimensión)</w:t>
+      </w:r>
+    </w:p>
+    <w:p>
+      <w:pPr>
+        <w:spacing w:after="100"/>
+      </w:pPr>
+    </w:p>
+    <w:p>
+      <w:pPr>
+        <w:pStyle w:val="Heading3"/>
+        <w:spacing w:after="100" w:before="200"/>
+      </w:pPr>
+      <w:r>
+        <w:t xml:space="preserve">R134 — Escenario/dilema — indicador 2 (Justificación del consumo como "recreativo" o "sin consecuencias".)</w:t>
+      </w:r>
+    </w:p>
+    <w:p>
+      <w:pPr>
+        <w:spacing w:after="90"/>
+      </w:pPr>
+      <w:r>
+        <w:rPr>
+          <w:b/>
+          <w:bCs/>
+        </w:rPr>
+        <w:t xml:space="preserve">Tipo de reactivo: </w:t>
+      </w:r>
+      <w:r>
         <w:t xml:space="preserve">4-Escenario/dilema</w:t>
       </w:r>
     </w:p>
@@ -480,6 +689,197 @@
         <w:t xml:space="preserve">Indicador conductual (Fase 1): </w:t>
       </w:r>
       <w:r>
+        <w:t xml:space="preserve">Justificación del consumo como "recreativo" o "sin consecuencias".</w:t>
+      </w:r>
+    </w:p>
+    <w:p>
+      <w:pPr>
+        <w:spacing w:after="90"/>
+      </w:pPr>
+      <w:r>
+        <w:rPr>
+          <w:b/>
+          <w:bCs/>
+        </w:rPr>
+        <w:t xml:space="preserve">Pregunta completa (variante base): </w:t>
+      </w:r>
+      <w:r>
+        <w:t xml:space="preserve">Imagina que tienes la oportunidad de consumir una sustancia no permitida por la ley en un contexto que consideras controlado y sin riesgo aparente. ¿Qué tan probable es que la consumas?</w:t>
+      </w:r>
+    </w:p>
+    <w:p>
+      <w:pPr>
+        <w:spacing w:after="60"/>
+      </w:pPr>
+      <w:r>
+        <w:rPr>
+          <w:b/>
+          <w:bCs/>
+        </w:rPr>
+        <w:t xml:space="preserve">Variantes de redacción (se muestra 1 al azar por aplicación):</w:t>
+      </w:r>
+    </w:p>
+    <w:p>
+      <w:pPr>
+        <w:spacing w:after="60"/>
+        <w:ind w:left="200"/>
+      </w:pPr>
+      <w:r>
+        <w:t xml:space="preserve">Variante 1 (base): Imagina que tienes la oportunidad de consumir una sustancia no permitida por la ley en un contexto que consideras controlado y sin riesgo aparente. ¿Qué tan probable es que la consumas?</w:t>
+      </w:r>
+    </w:p>
+    <w:p>
+      <w:pPr>
+        <w:spacing w:after="60"/>
+        <w:ind w:left="200"/>
+      </w:pPr>
+      <w:r>
+        <w:t xml:space="preserve">Variante 2: Supón que tienes la oportunidad de consumir una sustancia no permitida por la ley en un contexto que consideras controlado y sin riesgo aparente. ¿Qué tan probable es que la consumas?</w:t>
+      </w:r>
+    </w:p>
+    <w:p>
+      <w:pPr>
+        <w:spacing w:after="60"/>
+        <w:ind w:left="200"/>
+      </w:pPr>
+      <w:r>
+        <w:t xml:space="preserve">Variante 3: Piensa en la siguiente situación: tienes la oportunidad de consumir una sustancia no permitida por la ley en un contexto que consideras controlado y sin riesgo aparente. ¿Qué tan probable es que la consumas?</w:t>
+      </w:r>
+    </w:p>
+    <w:p>
+      <w:pPr>
+        <w:spacing w:after="60"/>
+        <w:ind w:left="200"/>
+      </w:pPr>
+      <w:r>
+        <w:t xml:space="preserve">Variante 4: Si te encontraras en esta situación: tienes la oportunidad de consumir una sustancia no permitida por la ley en un contexto que consideras controlado y sin riesgo aparente, ¿qué tan probable es que la consumas?</w:t>
+      </w:r>
+    </w:p>
+    <w:p>
+      <w:pPr>
+        <w:spacing w:after="60"/>
+        <w:ind w:left="200"/>
+      </w:pPr>
+      <w:r>
+        <w:t xml:space="preserve">Variante 5: Tienes la oportunidad de consumir una sustancia no permitida por la ley en un contexto que consideras controlado y sin riesgo aparente. ¿Qué tan probable dirías que es que la consumas?</w:t>
+      </w:r>
+    </w:p>
+    <w:p>
+      <w:pPr>
+        <w:spacing w:after="90"/>
+      </w:pPr>
+      <w:r>
+        <w:rPr>
+          <w:b/>
+          <w:bCs/>
+        </w:rPr>
+        <w:t xml:space="preserve">Opciones de respuesta y valor de cada una: </w:t>
+      </w:r>
+      <w:r>
+        <w:t xml:space="preserve">Nada probable (0) / Poco probable (1) / Algo probable (2) / Muy probable (3)</w:t>
+      </w:r>
+    </w:p>
+    <w:p>
+      <w:pPr>
+        <w:spacing w:after="90"/>
+      </w:pPr>
+      <w:r>
+        <w:rPr>
+          <w:b/>
+          <w:bCs/>
+        </w:rPr>
+        <w:t xml:space="preserve">Dirección: </w:t>
+      </w:r>
+      <w:r>
+        <w:t xml:space="preserve">Directo</w:t>
+      </w:r>
+    </w:p>
+    <w:p>
+      <w:pPr>
+        <w:spacing w:after="90"/>
+      </w:pPr>
+      <w:r>
+        <w:rPr>
+          <w:b/>
+          <w:bCs/>
+        </w:rPr>
+        <w:t xml:space="preserve">Respuesta de menor riesgo: </w:t>
+      </w:r>
+      <w:r>
+        <w:t xml:space="preserve">Nada probable (valor 0)</w:t>
+      </w:r>
+    </w:p>
+    <w:p>
+      <w:pPr>
+        <w:spacing w:after="90"/>
+      </w:pPr>
+      <w:r>
+        <w:rPr>
+          <w:b/>
+          <w:bCs/>
+        </w:rPr>
+        <w:t xml:space="preserve">Valor psicométrico (cómo se transforma la respuesta cruda): </w:t>
+      </w:r>
+      <w:r>
+        <w:t xml:space="preserve">Escala 0-3 según el orden de las opciones listado arriba; reactivo directo, sin inversión.</w:t>
+      </w:r>
+    </w:p>
+    <w:p>
+      <w:pPr>
+        <w:spacing w:after="90"/>
+      </w:pPr>
+      <w:r>
+        <w:rPr>
+          <w:b/>
+          <w:bCs/>
+        </w:rPr>
+        <w:t xml:space="preserve">Reactivos de contraste (par espejo): </w:t>
+      </w:r>
+      <w:r>
+        <w:t xml:space="preserve">R133 (par espejo 2 de la dimensión)</w:t>
+      </w:r>
+    </w:p>
+    <w:p>
+      <w:pPr>
+        <w:spacing w:after="100"/>
+      </w:pPr>
+    </w:p>
+    <w:p>
+      <w:pPr>
+        <w:pStyle w:val="Heading3"/>
+        <w:spacing w:after="100" w:before="200"/>
+      </w:pPr>
+      <w:r>
+        <w:t xml:space="preserve">R135 — Percepción de terceros — indicador 3 (Disposición a consumir en contextos de riesgo, antes o durante activid…)</w:t>
+      </w:r>
+    </w:p>
+    <w:p>
+      <w:pPr>
+        <w:spacing w:after="90"/>
+      </w:pPr>
+      <w:r>
+        <w:rPr>
+          <w:b/>
+          <w:bCs/>
+        </w:rPr>
+        <w:t xml:space="preserve">Tipo de reactivo: </w:t>
+      </w:r>
+      <w:r>
+        <w:t xml:space="preserve">2-Percepción de terceros</w:t>
+      </w:r>
+    </w:p>
+    <w:p>
+      <w:pPr>
+        <w:spacing w:after="90"/>
+      </w:pPr>
+      <w:r>
+        <w:rPr>
+          <w:b/>
+          <w:bCs/>
+        </w:rPr>
+        <w:t xml:space="preserve">Indicador conductual (Fase 1): </w:t>
+      </w:r>
+      <w:r>
         <w:t xml:space="preserve">Disposición a consumir en contextos de riesgo, antes o durante actividades laborales.</w:t>
       </w:r>
     </w:p>
@@ -495,7 +895,7 @@
         <w:t xml:space="preserve">Pregunta completa (variante base): </w:t>
       </w:r>
       <w:r>
-        <w:t xml:space="preserve">Imagina que te ofrecen consumir una sustancia no permitida por la ley en una reunión social la noche antes de un día laboral importante. ¿Qué tan probable es que aceptes?</w:t>
+        <w:t xml:space="preserve">En tu experiencia, ¿qué tan frecuente dirías que es que alguien consuma una sustancia no permitida por la ley antes o durante una actividad laboral?</w:t>
       </w:r>
     </w:p>
     <w:p>
@@ -516,34 +916,43 @@
         <w:ind w:left="200"/>
       </w:pPr>
       <w:r>
-        <w:t xml:space="preserve">Variante 1 (base): Imagina que te ofrecen consumir una sustancia no permitida por la ley en una reunión social la noche antes de un día laboral importante. ¿Qué tan probable es que aceptes?</w:t>
-      </w:r>
-    </w:p>
-    <w:p>
-      <w:pPr>
-        <w:spacing w:after="60"/>
-        <w:ind w:left="200"/>
-      </w:pPr>
-      <w:r>
-        <w:t xml:space="preserve">Variante 2: Imagina que estás en una reunión y alguien de confianza te ofrece, con insistencia amable, algo no permitido por la ley. ¿Qué tan probable es que aceptes para no quedar mal?</w:t>
-      </w:r>
-    </w:p>
-    <w:p>
-      <w:pPr>
-        <w:spacing w:after="60"/>
-        <w:ind w:left="200"/>
-      </w:pPr>
-      <w:r>
-        <w:t xml:space="preserve">Variante 3: Imagina que un conocido te pide ayuda para conseguir una sustancia no permitida por la ley para una fiesta. ¿Qué tan probable es que le ayudes aunque tú no la vayas a consumir?</w:t>
-      </w:r>
-    </w:p>
-    <w:p>
-      <w:pPr>
-        <w:spacing w:after="60"/>
-        <w:ind w:left="200"/>
-      </w:pPr>
-      <w:r>
-        <w:t xml:space="preserve">Variante 4: Imagina que tienes un compromiso importante al día siguiente y te ofrecen consumir algo no permitido por la ley esa misma noche. ¿Qué tan probable es que aceptes de todas formas?</w:t>
+        <w:t xml:space="preserve">Variante 1 (base): En tu experiencia, ¿qué tan frecuente dirías que es que alguien consuma una sustancia no permitida por la ley antes o durante una actividad laboral?</w:t>
+      </w:r>
+    </w:p>
+    <w:p>
+      <w:pPr>
+        <w:spacing w:after="60"/>
+        <w:ind w:left="200"/>
+      </w:pPr>
+      <w:r>
+        <w:t xml:space="preserve">Variante 2: Pensando en las personas de tu entorno laboral, ¿con qué frecuencia dirías que ocurre que alguien consuma una sustancia no permitida por la ley antes o durante una actividad laboral?</w:t>
+      </w:r>
+    </w:p>
+    <w:p>
+      <w:pPr>
+        <w:spacing w:after="60"/>
+        <w:ind w:left="200"/>
+      </w:pPr>
+      <w:r>
+        <w:t xml:space="preserve">Variante 3: ¿Qué tan seguido dirías que observas que alguien consuma una sustancia no permitida por la ley antes o durante una actividad laboral?</w:t>
+      </w:r>
+    </w:p>
+    <w:p>
+      <w:pPr>
+        <w:spacing w:after="60"/>
+        <w:ind w:left="200"/>
+      </w:pPr>
+      <w:r>
+        <w:t xml:space="preserve">Variante 4: Según lo que has visto, ¿qué tan común dirías que es que alguien consuma una sustancia no permitida por la ley antes o durante una actividad laboral?</w:t>
+      </w:r>
+    </w:p>
+    <w:p>
+      <w:pPr>
+        <w:spacing w:after="60"/>
+        <w:ind w:left="200"/>
+      </w:pPr>
+      <w:r>
+        <w:t xml:space="preserve">Variante 5: En tu entorno, ¿qué tan frecuentemente dirías que sucede que alguien consuma una sustancia no permitida por la ley antes o durante una actividad laboral?</w:t>
       </w:r>
     </w:p>
     <w:p>
@@ -558,6 +967,770 @@
         <w:t xml:space="preserve">Opciones de respuesta y valor de cada una: </w:t>
       </w:r>
       <w:r>
+        <w:t xml:space="preserve">Nunca o muy raro (0) / Ocasionalmente (1) / Con cierta frecuencia (2) / Muy frecuentemente (3)</w:t>
+      </w:r>
+    </w:p>
+    <w:p>
+      <w:pPr>
+        <w:spacing w:after="90"/>
+      </w:pPr>
+      <w:r>
+        <w:rPr>
+          <w:b/>
+          <w:bCs/>
+        </w:rPr>
+        <w:t xml:space="preserve">Dirección: </w:t>
+      </w:r>
+      <w:r>
+        <w:t xml:space="preserve">Directo</w:t>
+      </w:r>
+    </w:p>
+    <w:p>
+      <w:pPr>
+        <w:spacing w:after="90"/>
+      </w:pPr>
+      <w:r>
+        <w:rPr>
+          <w:b/>
+          <w:bCs/>
+        </w:rPr>
+        <w:t xml:space="preserve">Respuesta de menor riesgo: </w:t>
+      </w:r>
+      <w:r>
+        <w:t xml:space="preserve">Nunca o muy raro (valor 0)</w:t>
+      </w:r>
+    </w:p>
+    <w:p>
+      <w:pPr>
+        <w:spacing w:after="90"/>
+      </w:pPr>
+      <w:r>
+        <w:rPr>
+          <w:b/>
+          <w:bCs/>
+        </w:rPr>
+        <w:t xml:space="preserve">Valor psicométrico (cómo se transforma la respuesta cruda): </w:t>
+      </w:r>
+      <w:r>
+        <w:t xml:space="preserve">Escala 0-3 según el orden de las opciones listado arriba; reactivo directo, sin inversión.</w:t>
+      </w:r>
+    </w:p>
+    <w:p>
+      <w:pPr>
+        <w:spacing w:after="90"/>
+      </w:pPr>
+      <w:r>
+        <w:rPr>
+          <w:b/>
+          <w:bCs/>
+        </w:rPr>
+        <w:t xml:space="preserve">Reactivos de contraste (par espejo): </w:t>
+      </w:r>
+      <w:r>
+        <w:t xml:space="preserve">R136 (par espejo 3 de la dimensión)</w:t>
+      </w:r>
+    </w:p>
+    <w:p>
+      <w:pPr>
+        <w:spacing w:after="100"/>
+      </w:pPr>
+    </w:p>
+    <w:p>
+      <w:pPr>
+        <w:pStyle w:val="Heading3"/>
+        <w:spacing w:after="100" w:before="200"/>
+      </w:pPr>
+      <w:r>
+        <w:t xml:space="preserve">R136 — Opinión/Actitud — indicador 3 (Disposición a consumir en contextos de riesgo, antes o durante activid…)</w:t>
+      </w:r>
+    </w:p>
+    <w:p>
+      <w:pPr>
+        <w:spacing w:after="90"/>
+      </w:pPr>
+      <w:r>
+        <w:rPr>
+          <w:b/>
+          <w:bCs/>
+        </w:rPr>
+        <w:t xml:space="preserve">Tipo de reactivo: </w:t>
+      </w:r>
+      <w:r>
+        <w:t xml:space="preserve">1-Opinión/Actitud</w:t>
+      </w:r>
+    </w:p>
+    <w:p>
+      <w:pPr>
+        <w:spacing w:after="90"/>
+      </w:pPr>
+      <w:r>
+        <w:rPr>
+          <w:b/>
+          <w:bCs/>
+        </w:rPr>
+        <w:t xml:space="preserve">Indicador conductual (Fase 1): </w:t>
+      </w:r>
+      <w:r>
+        <w:t xml:space="preserve">Disposición a consumir en contextos de riesgo, antes o durante actividades laborales.</w:t>
+      </w:r>
+    </w:p>
+    <w:p>
+      <w:pPr>
+        <w:spacing w:after="90"/>
+      </w:pPr>
+      <w:r>
+        <w:rPr>
+          <w:b/>
+          <w:bCs/>
+        </w:rPr>
+        <w:t xml:space="preserve">Pregunta completa (variante base): </w:t>
+      </w:r>
+      <w:r>
+        <w:t xml:space="preserve">¿Qué tan de acuerdo estás con la siguiente idea: "Consumir una sustancia no permitida por la ley antes de una actividad laboral no es tan grave si la persona de todas formas cumple con su trabajo"?</w:t>
+      </w:r>
+    </w:p>
+    <w:p>
+      <w:pPr>
+        <w:spacing w:after="60"/>
+      </w:pPr>
+      <w:r>
+        <w:rPr>
+          <w:b/>
+          <w:bCs/>
+        </w:rPr>
+        <w:t xml:space="preserve">Variantes de redacción (se muestra 1 al azar por aplicación):</w:t>
+      </w:r>
+    </w:p>
+    <w:p>
+      <w:pPr>
+        <w:spacing w:after="60"/>
+        <w:ind w:left="200"/>
+      </w:pPr>
+      <w:r>
+        <w:t xml:space="preserve">Variante 1 (base): ¿Qué tan de acuerdo estás con la siguiente idea: "Consumir una sustancia no permitida por la ley antes de una actividad laboral no es tan grave si la persona de todas formas cumple con su trabajo"?</w:t>
+      </w:r>
+    </w:p>
+    <w:p>
+      <w:pPr>
+        <w:spacing w:after="60"/>
+        <w:ind w:left="200"/>
+      </w:pPr>
+      <w:r>
+        <w:t xml:space="preserve">Variante 2: En términos generales, ¿qué tan de acuerdo o en desacuerdo estás con esta afirmación: "Consumir una sustancia no permitida por la ley antes de una actividad laboral no es tan grave si la persona de todas formas cumple con su trabajo"?</w:t>
+      </w:r>
+    </w:p>
+    <w:p>
+      <w:pPr>
+        <w:spacing w:after="60"/>
+        <w:ind w:left="200"/>
+      </w:pPr>
+      <w:r>
+        <w:t xml:space="preserve">Variante 3: Lee la siguiente frase e indica tu nivel de acuerdo: "Consumir una sustancia no permitida por la ley antes de una actividad laboral no es tan grave si la persona de todas formas cumple con su trabajo".</w:t>
+      </w:r>
+    </w:p>
+    <w:p>
+      <w:pPr>
+        <w:spacing w:after="60"/>
+        <w:ind w:left="200"/>
+      </w:pPr>
+      <w:r>
+        <w:t xml:space="preserve">Variante 4: ¿Hasta qué punto compartes esta forma de pensar: "Consumir una sustancia no permitida por la ley antes de una actividad laboral no es tan grave si la persona de todas formas cumple con su trabajo"?</w:t>
+      </w:r>
+    </w:p>
+    <w:p>
+      <w:pPr>
+        <w:spacing w:after="60"/>
+        <w:ind w:left="200"/>
+      </w:pPr>
+      <w:r>
+        <w:t xml:space="preserve">Variante 5: Marca qué tan de acuerdo estás con la siguiente idea: "Consumir una sustancia no permitida por la ley antes de una actividad laboral no es tan grave si la persona de todas formas cumple con su trabajo".</w:t>
+      </w:r>
+    </w:p>
+    <w:p>
+      <w:pPr>
+        <w:spacing w:after="90"/>
+      </w:pPr>
+      <w:r>
+        <w:rPr>
+          <w:b/>
+          <w:bCs/>
+        </w:rPr>
+        <w:t xml:space="preserve">Opciones de respuesta y valor de cada una: </w:t>
+      </w:r>
+      <w:r>
+        <w:t xml:space="preserve">Totalmente en desacuerdo (0) / En desacuerdo (1) / Algo de acuerdo (2) / De acuerdo (3) / Totalmente de acuerdo (4)</w:t>
+      </w:r>
+    </w:p>
+    <w:p>
+      <w:pPr>
+        <w:spacing w:after="90"/>
+      </w:pPr>
+      <w:r>
+        <w:rPr>
+          <w:b/>
+          <w:bCs/>
+        </w:rPr>
+        <w:t xml:space="preserve">Dirección: </w:t>
+      </w:r>
+      <w:r>
+        <w:t xml:space="preserve">Directo</w:t>
+      </w:r>
+    </w:p>
+    <w:p>
+      <w:pPr>
+        <w:spacing w:after="90"/>
+      </w:pPr>
+      <w:r>
+        <w:rPr>
+          <w:b/>
+          <w:bCs/>
+        </w:rPr>
+        <w:t xml:space="preserve">Respuesta de menor riesgo: </w:t>
+      </w:r>
+      <w:r>
+        <w:t xml:space="preserve">Totalmente en desacuerdo (valor 0)</w:t>
+      </w:r>
+    </w:p>
+    <w:p>
+      <w:pPr>
+        <w:spacing w:after="90"/>
+      </w:pPr>
+      <w:r>
+        <w:rPr>
+          <w:b/>
+          <w:bCs/>
+        </w:rPr>
+        <w:t xml:space="preserve">Valor psicométrico (cómo se transforma la respuesta cruda): </w:t>
+      </w:r>
+      <w:r>
+        <w:t xml:space="preserve">Escala 0-4 según el orden de las opciones listado arriba; reactivo directo, sin inversión.</w:t>
+      </w:r>
+    </w:p>
+    <w:p>
+      <w:pPr>
+        <w:spacing w:after="90"/>
+      </w:pPr>
+      <w:r>
+        <w:rPr>
+          <w:b/>
+          <w:bCs/>
+        </w:rPr>
+        <w:t xml:space="preserve">Reactivos de contraste (par espejo): </w:t>
+      </w:r>
+      <w:r>
+        <w:t xml:space="preserve">R135 (par espejo 3 de la dimensión)</w:t>
+      </w:r>
+    </w:p>
+    <w:p>
+      <w:pPr>
+        <w:spacing w:after="100"/>
+      </w:pPr>
+    </w:p>
+    <w:p>
+      <w:pPr>
+        <w:pStyle w:val="Heading3"/>
+        <w:spacing w:after="100" w:before="200"/>
+      </w:pPr>
+      <w:r>
+        <w:t xml:space="preserve">R137 — Involucramiento pasado — indicador 4 (Minimización de las consecuencias legales o laborales del consumo.)</w:t>
+      </w:r>
+    </w:p>
+    <w:p>
+      <w:pPr>
+        <w:spacing w:after="90"/>
+      </w:pPr>
+      <w:r>
+        <w:rPr>
+          <w:b/>
+          <w:bCs/>
+        </w:rPr>
+        <w:t xml:space="preserve">Tipo de reactivo: </w:t>
+      </w:r>
+      <w:r>
+        <w:t xml:space="preserve">3-Involucramiento pasado</w:t>
+      </w:r>
+    </w:p>
+    <w:p>
+      <w:pPr>
+        <w:spacing w:after="90"/>
+      </w:pPr>
+      <w:r>
+        <w:rPr>
+          <w:b/>
+          <w:bCs/>
+        </w:rPr>
+        <w:t xml:space="preserve">Indicador conductual (Fase 1): </w:t>
+      </w:r>
+      <w:r>
+        <w:t xml:space="preserve">Minimización de las consecuencias legales o laborales del consumo.</w:t>
+      </w:r>
+    </w:p>
+    <w:p>
+      <w:pPr>
+        <w:spacing w:after="90"/>
+      </w:pPr>
+      <w:r>
+        <w:rPr>
+          <w:b/>
+          <w:bCs/>
+        </w:rPr>
+        <w:t xml:space="preserve">Pregunta completa (variante base): </w:t>
+      </w:r>
+      <w:r>
+        <w:t xml:space="preserve">En tu último año de actividad laboral, ¿cuántas veces le restaste importancia a las consecuencias legales o laborales que podría tener el consumo de una sustancia no permitida por la ley?</w:t>
+      </w:r>
+    </w:p>
+    <w:p>
+      <w:pPr>
+        <w:spacing w:after="60"/>
+      </w:pPr>
+      <w:r>
+        <w:rPr>
+          <w:b/>
+          <w:bCs/>
+        </w:rPr>
+        <w:t xml:space="preserve">Variantes de redacción (se muestra 1 al azar por aplicación):</w:t>
+      </w:r>
+    </w:p>
+    <w:p>
+      <w:pPr>
+        <w:spacing w:after="60"/>
+        <w:ind w:left="200"/>
+      </w:pPr>
+      <w:r>
+        <w:t xml:space="preserve">Variante 1 (base): En tu último año de actividad laboral, ¿cuántas veces le restaste importancia a las consecuencias legales o laborales que podría tener el consumo de una sustancia no permitida por la ley?</w:t>
+      </w:r>
+    </w:p>
+    <w:p>
+      <w:pPr>
+        <w:spacing w:after="60"/>
+        <w:ind w:left="200"/>
+      </w:pPr>
+      <w:r>
+        <w:t xml:space="preserve">Variante 2: Pensando en los últimos 12 meses, ¿cuántas veces le restaste importancia a las consecuencias legales o laborales que podría tener el consumo de una sustancia no permitida por la ley?</w:t>
+      </w:r>
+    </w:p>
+    <w:p>
+      <w:pPr>
+        <w:spacing w:after="60"/>
+        <w:ind w:left="200"/>
+      </w:pPr>
+      <w:r>
+        <w:t xml:space="preserve">Variante 3: ¿Con qué frecuencia, en tu historial reciente, le restaste importancia a las consecuencias legales o laborales que podría tener el consumo de una sustancia no permitida por la ley?</w:t>
+      </w:r>
+    </w:p>
+    <w:p>
+      <w:pPr>
+        <w:spacing w:after="60"/>
+        <w:ind w:left="200"/>
+      </w:pPr>
+      <w:r>
+        <w:t xml:space="preserve">Variante 4: En el último año, ¿cuántas veces te ha ocurrido que le restaste importancia a las consecuencias legales o laborales que podría tener el consumo de una sustancia no permitida por la ley?</w:t>
+      </w:r>
+    </w:p>
+    <w:p>
+      <w:pPr>
+        <w:spacing w:after="60"/>
+        <w:ind w:left="200"/>
+      </w:pPr>
+      <w:r>
+        <w:t xml:space="preserve">Variante 5: Durante el último año, ¿cuántas veces le restaste importancia a las consecuencias legales o laborales que podría tener el consumo de una sustancia no permitida por la ley?</w:t>
+      </w:r>
+    </w:p>
+    <w:p>
+      <w:pPr>
+        <w:spacing w:after="90"/>
+      </w:pPr>
+      <w:r>
+        <w:rPr>
+          <w:b/>
+          <w:bCs/>
+        </w:rPr>
+        <w:t xml:space="preserve">Opciones de respuesta y valor de cada una: </w:t>
+      </w:r>
+      <w:r>
+        <w:t xml:space="preserve">Ninguna vez (0) / Una vez (1) / Pocas veces (2) / Varias veces (3) / Muchas veces o de forma habitual (4)</w:t>
+      </w:r>
+    </w:p>
+    <w:p>
+      <w:pPr>
+        <w:spacing w:after="90"/>
+      </w:pPr>
+      <w:r>
+        <w:rPr>
+          <w:b/>
+          <w:bCs/>
+        </w:rPr>
+        <w:t xml:space="preserve">Dirección: </w:t>
+      </w:r>
+      <w:r>
+        <w:t xml:space="preserve">Directo</w:t>
+      </w:r>
+    </w:p>
+    <w:p>
+      <w:pPr>
+        <w:spacing w:after="90"/>
+      </w:pPr>
+      <w:r>
+        <w:rPr>
+          <w:b/>
+          <w:bCs/>
+        </w:rPr>
+        <w:t xml:space="preserve">Respuesta de menor riesgo: </w:t>
+      </w:r>
+      <w:r>
+        <w:t xml:space="preserve">Ninguna vez (valor 0)</w:t>
+      </w:r>
+    </w:p>
+    <w:p>
+      <w:pPr>
+        <w:spacing w:after="90"/>
+      </w:pPr>
+      <w:r>
+        <w:rPr>
+          <w:b/>
+          <w:bCs/>
+        </w:rPr>
+        <w:t xml:space="preserve">Valor psicométrico (cómo se transforma la respuesta cruda): </w:t>
+      </w:r>
+      <w:r>
+        <w:t xml:space="preserve">Escala 0-4 según el orden de las opciones listado arriba; reactivo directo, sin inversión.</w:t>
+      </w:r>
+    </w:p>
+    <w:p>
+      <w:pPr>
+        <w:spacing w:after="90"/>
+      </w:pPr>
+      <w:r>
+        <w:rPr>
+          <w:b/>
+          <w:bCs/>
+        </w:rPr>
+        <w:t xml:space="preserve">Reactivos de contraste (par espejo): </w:t>
+      </w:r>
+      <w:r>
+        <w:t xml:space="preserve">R138 (par espejo 4 de la dimensión)</w:t>
+      </w:r>
+    </w:p>
+    <w:p>
+      <w:pPr>
+        <w:spacing w:after="100"/>
+      </w:pPr>
+    </w:p>
+    <w:p>
+      <w:pPr>
+        <w:pStyle w:val="Heading3"/>
+        <w:spacing w:after="100" w:before="200"/>
+      </w:pPr>
+      <w:r>
+        <w:t xml:space="preserve">R138 — Intención futura — indicador 4 (Minimización de las consecuencias legales o laborales del consumo.)</w:t>
+      </w:r>
+    </w:p>
+    <w:p>
+      <w:pPr>
+        <w:spacing w:after="90"/>
+      </w:pPr>
+      <w:r>
+        <w:rPr>
+          <w:b/>
+          <w:bCs/>
+        </w:rPr>
+        <w:t xml:space="preserve">Tipo de reactivo: </w:t>
+      </w:r>
+      <w:r>
+        <w:t xml:space="preserve">6-Intención futura</w:t>
+      </w:r>
+    </w:p>
+    <w:p>
+      <w:pPr>
+        <w:spacing w:after="90"/>
+      </w:pPr>
+      <w:r>
+        <w:rPr>
+          <w:b/>
+          <w:bCs/>
+        </w:rPr>
+        <w:t xml:space="preserve">Indicador conductual (Fase 1): </w:t>
+      </w:r>
+      <w:r>
+        <w:t xml:space="preserve">Minimización de las consecuencias legales o laborales del consumo.</w:t>
+      </w:r>
+    </w:p>
+    <w:p>
+      <w:pPr>
+        <w:spacing w:after="90"/>
+      </w:pPr>
+      <w:r>
+        <w:rPr>
+          <w:b/>
+          <w:bCs/>
+        </w:rPr>
+        <w:t xml:space="preserve">Pregunta completa (variante base): </w:t>
+      </w:r>
+      <w:r>
+        <w:t xml:space="preserve">Si conocieras con detalle las consecuencias legales y laborales reales del consumo de una sustancia no permitida por la ley, ¿qué tan de acuerdo estás con que eso cambiaría por completo tu disposición a consumirla?</w:t>
+      </w:r>
+    </w:p>
+    <w:p>
+      <w:pPr>
+        <w:spacing w:after="60"/>
+      </w:pPr>
+      <w:r>
+        <w:rPr>
+          <w:b/>
+          <w:bCs/>
+        </w:rPr>
+        <w:t xml:space="preserve">Variantes de redacción (se muestra 1 al azar por aplicación):</w:t>
+      </w:r>
+    </w:p>
+    <w:p>
+      <w:pPr>
+        <w:spacing w:after="60"/>
+        <w:ind w:left="200"/>
+      </w:pPr>
+      <w:r>
+        <w:t xml:space="preserve">Variante 1 (base): Si conocieras con detalle las consecuencias legales y laborales reales del consumo de una sustancia no permitida por la ley, ¿qué tan de acuerdo estás con que eso cambiaría por completo tu disposición a consumirla?</w:t>
+      </w:r>
+    </w:p>
+    <w:p>
+      <w:pPr>
+        <w:spacing w:after="60"/>
+        <w:ind w:left="200"/>
+      </w:pPr>
+      <w:r>
+        <w:t xml:space="preserve">Variante 2: Imagina que conocieras con detalle las consecuencias legales y laborales reales del consumo de una sustancia no permitida por la ley. ¿Qué tan de acuerdo estás con que eso cambiaría por completo tu disposición a consumirla?</w:t>
+      </w:r>
+    </w:p>
+    <w:p>
+      <w:pPr>
+        <w:spacing w:after="60"/>
+        <w:ind w:left="200"/>
+      </w:pPr>
+      <w:r>
+        <w:t xml:space="preserve">Variante 3: Ante esta situación: conocieras con detalle las consecuencias legales y laborales reales del consumo de una sustancia no permitida por la ley, ¿qué tan de acuerdo estás con que eso cambiaría por completo tu disposición a consumirla?</w:t>
+      </w:r>
+    </w:p>
+    <w:p>
+      <w:pPr>
+        <w:spacing w:after="60"/>
+        <w:ind w:left="200"/>
+      </w:pPr>
+      <w:r>
+        <w:t xml:space="preserve">Variante 4: Supón que conocieras con detalle las consecuencias legales y laborales reales del consumo de una sustancia no permitida por la ley. ¿Qué tan de acuerdo estás en que eso cambiaría por completo tu disposición a consumirla?</w:t>
+      </w:r>
+    </w:p>
+    <w:p>
+      <w:pPr>
+        <w:spacing w:after="60"/>
+        <w:ind w:left="200"/>
+      </w:pPr>
+      <w:r>
+        <w:t xml:space="preserve">Variante 5: Conocieras con detalle las consecuencias legales y laborales reales del consumo de una sustancia no permitida por la ley. ¿Qué tan de acuerdo estás con que eso cambiaría por completo tu disposición a consumirla?</w:t>
+      </w:r>
+    </w:p>
+    <w:p>
+      <w:pPr>
+        <w:spacing w:after="90"/>
+      </w:pPr>
+      <w:r>
+        <w:rPr>
+          <w:b/>
+          <w:bCs/>
+        </w:rPr>
+        <w:t xml:space="preserve">Opciones de respuesta y valor de cada una: </w:t>
+      </w:r>
+      <w:r>
+        <w:t xml:space="preserve">Totalmente en desacuerdo (0) / En desacuerdo (1) / Algo de acuerdo (2) / De acuerdo (3) / Totalmente de acuerdo (4)</w:t>
+      </w:r>
+    </w:p>
+    <w:p>
+      <w:pPr>
+        <w:spacing w:after="90"/>
+      </w:pPr>
+      <w:r>
+        <w:rPr>
+          <w:b/>
+          <w:bCs/>
+        </w:rPr>
+        <w:t xml:space="preserve">Dirección: </w:t>
+      </w:r>
+      <w:r>
+        <w:t xml:space="preserve">Inverso</w:t>
+      </w:r>
+    </w:p>
+    <w:p>
+      <w:pPr>
+        <w:spacing w:after="90"/>
+      </w:pPr>
+      <w:r>
+        <w:rPr>
+          <w:b/>
+          <w:bCs/>
+        </w:rPr>
+        <w:t xml:space="preserve">Respuesta de menor riesgo: </w:t>
+      </w:r>
+      <w:r>
+        <w:t xml:space="preserve">Totalmente de acuerdo (valor 4)</w:t>
+      </w:r>
+    </w:p>
+    <w:p>
+      <w:pPr>
+        <w:spacing w:after="90"/>
+      </w:pPr>
+      <w:r>
+        <w:rPr>
+          <w:b/>
+          <w:bCs/>
+        </w:rPr>
+        <w:t xml:space="preserve">Valor psicométrico (cómo se transforma la respuesta cruda): </w:t>
+      </w:r>
+      <w:r>
+        <w:t xml:space="preserve">Escala 0-4 según el orden de las opciones listado arriba; reactivo inverso: el valor de reactivo se calcula como 4 menos la respuesta cruda.</w:t>
+      </w:r>
+    </w:p>
+    <w:p>
+      <w:pPr>
+        <w:spacing w:after="90"/>
+      </w:pPr>
+      <w:r>
+        <w:rPr>
+          <w:b/>
+          <w:bCs/>
+        </w:rPr>
+        <w:t xml:space="preserve">Reactivos de contraste (par espejo): </w:t>
+      </w:r>
+      <w:r>
+        <w:t xml:space="preserve">R137 (par espejo 4 de la dimensión)</w:t>
+      </w:r>
+    </w:p>
+    <w:p>
+      <w:pPr>
+        <w:spacing w:after="100"/>
+      </w:pPr>
+    </w:p>
+    <w:p>
+      <w:pPr>
+        <w:pStyle w:val="Heading3"/>
+        <w:spacing w:after="100" w:before="200"/>
+      </w:pPr>
+      <w:r>
+        <w:t xml:space="preserve">R139 — Escenario/dilema — indicador 1 (Consumo declarado o tolerancia hacia el consumo de sustancias ilícitas…)</w:t>
+      </w:r>
+    </w:p>
+    <w:p>
+      <w:pPr>
+        <w:spacing w:after="90"/>
+      </w:pPr>
+      <w:r>
+        <w:rPr>
+          <w:b/>
+          <w:bCs/>
+        </w:rPr>
+        <w:t xml:space="preserve">Tipo de reactivo: </w:t>
+      </w:r>
+      <w:r>
+        <w:t xml:space="preserve">4-Escenario/dilema</w:t>
+      </w:r>
+    </w:p>
+    <w:p>
+      <w:pPr>
+        <w:spacing w:after="90"/>
+      </w:pPr>
+      <w:r>
+        <w:rPr>
+          <w:b/>
+          <w:bCs/>
+        </w:rPr>
+        <w:t xml:space="preserve">Indicador conductual (Fase 1): </w:t>
+      </w:r>
+      <w:r>
+        <w:t xml:space="preserve">Consumo declarado o tolerancia hacia el consumo de sustancias ilícitas.</w:t>
+      </w:r>
+    </w:p>
+    <w:p>
+      <w:pPr>
+        <w:spacing w:after="90"/>
+      </w:pPr>
+      <w:r>
+        <w:rPr>
+          <w:b/>
+          <w:bCs/>
+        </w:rPr>
+        <w:t xml:space="preserve">Pregunta completa (variante base): </w:t>
+      </w:r>
+      <w:r>
+        <w:t xml:space="preserve">Imagina que estás en una reunión social donde otras personas están consumiendo una sustancia no permitida por la ley y te la ofrecen. ¿Qué tan probable es que la consumas?</w:t>
+      </w:r>
+    </w:p>
+    <w:p>
+      <w:pPr>
+        <w:spacing w:after="60"/>
+      </w:pPr>
+      <w:r>
+        <w:rPr>
+          <w:b/>
+          <w:bCs/>
+        </w:rPr>
+        <w:t xml:space="preserve">Variantes de redacción (se muestra 1 al azar por aplicación):</w:t>
+      </w:r>
+    </w:p>
+    <w:p>
+      <w:pPr>
+        <w:spacing w:after="60"/>
+        <w:ind w:left="200"/>
+      </w:pPr>
+      <w:r>
+        <w:t xml:space="preserve">Variante 1 (base): Imagina que estás en una reunión social donde otras personas están consumiendo una sustancia no permitida por la ley y te la ofrecen. ¿Qué tan probable es que la consumas?</w:t>
+      </w:r>
+    </w:p>
+    <w:p>
+      <w:pPr>
+        <w:spacing w:after="60"/>
+        <w:ind w:left="200"/>
+      </w:pPr>
+      <w:r>
+        <w:t xml:space="preserve">Variante 2: Supón que estás en una reunión social donde otras personas están consumiendo una sustancia no permitida por la ley y te la ofrecen. ¿Qué tan probable es que la consumas?</w:t>
+      </w:r>
+    </w:p>
+    <w:p>
+      <w:pPr>
+        <w:spacing w:after="60"/>
+        <w:ind w:left="200"/>
+      </w:pPr>
+      <w:r>
+        <w:t xml:space="preserve">Variante 3: Piensa en la siguiente situación: estás en una reunión social donde otras personas están consumiendo una sustancia no permitida por la ley y te la ofrecen. ¿Qué tan probable es que la consumas?</w:t>
+      </w:r>
+    </w:p>
+    <w:p>
+      <w:pPr>
+        <w:spacing w:after="60"/>
+        <w:ind w:left="200"/>
+      </w:pPr>
+      <w:r>
+        <w:t xml:space="preserve">Variante 4: Si te encontraras en esta situación: estás en una reunión social donde otras personas están consumiendo una sustancia no permitida por la ley y te la ofrecen, ¿qué tan probable es que la consumas?</w:t>
+      </w:r>
+    </w:p>
+    <w:p>
+      <w:pPr>
+        <w:spacing w:after="60"/>
+        <w:ind w:left="200"/>
+      </w:pPr>
+      <w:r>
+        <w:t xml:space="preserve">Variante 5: Estás en una reunión social donde otras personas están consumiendo una sustancia no permitida por la ley y te la ofrecen. ¿Qué tan probable dirías que es que la consumas?</w:t>
+      </w:r>
+    </w:p>
+    <w:p>
+      <w:pPr>
+        <w:spacing w:after="90"/>
+      </w:pPr>
+      <w:r>
+        <w:rPr>
+          <w:b/>
+          <w:bCs/>
+        </w:rPr>
+        <w:t xml:space="preserve">Opciones de respuesta y valor de cada una: </w:t>
+      </w:r>
+      <w:r>
         <w:t xml:space="preserve">Nada probable (0) / Poco probable (1) / Algo probable (2) / Muy probable (3)</w:t>
       </w:r>
     </w:p>
@@ -618,7 +1791,198 @@
         <w:t xml:space="preserve">Reactivos de contraste (par espejo): </w:t>
       </w:r>
       <w:r>
-        <w:t xml:space="preserve">No aplica (las dimensiones Contextuales no tienen par espejo obligatorio, Fase 2 Sección 6).</w:t>
+        <w:t xml:space="preserve">R140 (par espejo 5 de la dimensión)</w:t>
+      </w:r>
+    </w:p>
+    <w:p>
+      <w:pPr>
+        <w:spacing w:after="100"/>
+      </w:pPr>
+    </w:p>
+    <w:p>
+      <w:pPr>
+        <w:pStyle w:val="Heading3"/>
+        <w:spacing w:after="100" w:before="200"/>
+      </w:pPr>
+      <w:r>
+        <w:t xml:space="preserve">R140 — Percepción de terceros — indicador 1 (Consumo declarado o tolerancia hacia el consumo de sustancias ilícitas…)</w:t>
+      </w:r>
+    </w:p>
+    <w:p>
+      <w:pPr>
+        <w:spacing w:after="90"/>
+      </w:pPr>
+      <w:r>
+        <w:rPr>
+          <w:b/>
+          <w:bCs/>
+        </w:rPr>
+        <w:t xml:space="preserve">Tipo de reactivo: </w:t>
+      </w:r>
+      <w:r>
+        <w:t xml:space="preserve">2-Percepción de terceros</w:t>
+      </w:r>
+    </w:p>
+    <w:p>
+      <w:pPr>
+        <w:spacing w:after="90"/>
+      </w:pPr>
+      <w:r>
+        <w:rPr>
+          <w:b/>
+          <w:bCs/>
+        </w:rPr>
+        <w:t xml:space="preserve">Indicador conductual (Fase 1): </w:t>
+      </w:r>
+      <w:r>
+        <w:t xml:space="preserve">Consumo declarado o tolerancia hacia el consumo de sustancias ilícitas.</w:t>
+      </w:r>
+    </w:p>
+    <w:p>
+      <w:pPr>
+        <w:spacing w:after="90"/>
+      </w:pPr>
+      <w:r>
+        <w:rPr>
+          <w:b/>
+          <w:bCs/>
+        </w:rPr>
+        <w:t xml:space="preserve">Pregunta completa (variante base): </w:t>
+      </w:r>
+      <w:r>
+        <w:t xml:space="preserve">En tu experiencia, ¿qué tan frecuente dirías que es que las personas de tu entorno consuman o toleren el consumo de sustancias no permitidas por la ley?</w:t>
+      </w:r>
+    </w:p>
+    <w:p>
+      <w:pPr>
+        <w:spacing w:after="60"/>
+      </w:pPr>
+      <w:r>
+        <w:rPr>
+          <w:b/>
+          <w:bCs/>
+        </w:rPr>
+        <w:t xml:space="preserve">Variantes de redacción (se muestra 1 al azar por aplicación):</w:t>
+      </w:r>
+    </w:p>
+    <w:p>
+      <w:pPr>
+        <w:spacing w:after="60"/>
+        <w:ind w:left="200"/>
+      </w:pPr>
+      <w:r>
+        <w:t xml:space="preserve">Variante 1 (base): En tu experiencia, ¿qué tan frecuente dirías que es que las personas de tu entorno consuman o toleren el consumo de sustancias no permitidas por la ley?</w:t>
+      </w:r>
+    </w:p>
+    <w:p>
+      <w:pPr>
+        <w:spacing w:after="60"/>
+        <w:ind w:left="200"/>
+      </w:pPr>
+      <w:r>
+        <w:t xml:space="preserve">Variante 2: Pensando en las personas de tu entorno laboral, ¿con qué frecuencia dirías que ocurre que las personas de tu entorno consuman o toleren el consumo de sustancias no permitidas por la ley?</w:t>
+      </w:r>
+    </w:p>
+    <w:p>
+      <w:pPr>
+        <w:spacing w:after="60"/>
+        <w:ind w:left="200"/>
+      </w:pPr>
+      <w:r>
+        <w:t xml:space="preserve">Variante 3: ¿Qué tan seguido dirías que observas que las personas de tu entorno consuman o toleren el consumo de sustancias no permitidas por la ley?</w:t>
+      </w:r>
+    </w:p>
+    <w:p>
+      <w:pPr>
+        <w:spacing w:after="60"/>
+        <w:ind w:left="200"/>
+      </w:pPr>
+      <w:r>
+        <w:t xml:space="preserve">Variante 4: Según lo que has visto, ¿qué tan común dirías que es que las personas de tu entorno consuman o toleren el consumo de sustancias no permitidas por la ley?</w:t>
+      </w:r>
+    </w:p>
+    <w:p>
+      <w:pPr>
+        <w:spacing w:after="60"/>
+        <w:ind w:left="200"/>
+      </w:pPr>
+      <w:r>
+        <w:t xml:space="preserve">Variante 5: En tu entorno, ¿qué tan frecuentemente dirías que sucede que las personas de tu entorno consuman o toleren el consumo de sustancias no permitidas por la ley?</w:t>
+      </w:r>
+    </w:p>
+    <w:p>
+      <w:pPr>
+        <w:spacing w:after="90"/>
+      </w:pPr>
+      <w:r>
+        <w:rPr>
+          <w:b/>
+          <w:bCs/>
+        </w:rPr>
+        <w:t xml:space="preserve">Opciones de respuesta y valor de cada una: </w:t>
+      </w:r>
+      <w:r>
+        <w:t xml:space="preserve">Nunca o muy raro (0) / Ocasionalmente (1) / Con cierta frecuencia (2) / Muy frecuentemente (3)</w:t>
+      </w:r>
+    </w:p>
+    <w:p>
+      <w:pPr>
+        <w:spacing w:after="90"/>
+      </w:pPr>
+      <w:r>
+        <w:rPr>
+          <w:b/>
+          <w:bCs/>
+        </w:rPr>
+        <w:t xml:space="preserve">Dirección: </w:t>
+      </w:r>
+      <w:r>
+        <w:t xml:space="preserve">Directo</w:t>
+      </w:r>
+    </w:p>
+    <w:p>
+      <w:pPr>
+        <w:spacing w:after="90"/>
+      </w:pPr>
+      <w:r>
+        <w:rPr>
+          <w:b/>
+          <w:bCs/>
+        </w:rPr>
+        <w:t xml:space="preserve">Respuesta de menor riesgo: </w:t>
+      </w:r>
+      <w:r>
+        <w:t xml:space="preserve">Nunca o muy raro (valor 0)</w:t>
+      </w:r>
+    </w:p>
+    <w:p>
+      <w:pPr>
+        <w:spacing w:after="90"/>
+      </w:pPr>
+      <w:r>
+        <w:rPr>
+          <w:b/>
+          <w:bCs/>
+        </w:rPr>
+        <w:t xml:space="preserve">Valor psicométrico (cómo se transforma la respuesta cruda): </w:t>
+      </w:r>
+      <w:r>
+        <w:t xml:space="preserve">Escala 0-3 según el orden de las opciones listado arriba; reactivo directo, sin inversión.</w:t>
+      </w:r>
+    </w:p>
+    <w:p>
+      <w:pPr>
+        <w:spacing w:after="90"/>
+      </w:pPr>
+      <w:r>
+        <w:rPr>
+          <w:b/>
+          <w:bCs/>
+        </w:rPr>
+        <w:t xml:space="preserve">Reactivos de contraste (par espejo): </w:t>
+      </w:r>
+      <w:r>
+        <w:t xml:space="preserve">R139 (par espejo 5 de la dimensión)</w:t>
       </w:r>
     </w:p>
     <w:p>
